--- a/outputs/summaries/26_power_analysis_SUMMARY.docx
+++ b/outputs/summaries/26_power_analysis_SUMMARY.docx
@@ -4988,7 +4988,13 @@
         <w:t xml:space="preserve"> </w:t>
       </w:r>
       <w:r>
-        <w:t xml:space="preserve">- Fixed predictors (teacher/admin diversity) and controls (SED rate, charter, school level)</w:t>
+        <w:t xml:space="preserve">- Fixed predictors: u=2 (teacher diversity, admin diversity)</w:t>
+      </w:r>
+      <w:r>
+        <w:t xml:space="preserve"> </w:t>
+      </w:r>
+      <w:r>
+        <w:t xml:space="preserve">- Fixed controls: v=6 (SED rate [1 df], charter status [1 df], school level [4 df for 5 levels])</w:t>
       </w:r>
     </w:p>
     <w:p>
@@ -5795,7 +5801,7 @@
         <w:t xml:space="preserve">Document Version</w:t>
       </w:r>
       <w:r>
-        <w:t xml:space="preserve">: 1.0</w:t>
+        <w:t xml:space="preserve">: 2.0</w:t>
       </w:r>
       <w:r>
         <w:t xml:space="preserve"> </w:t>
@@ -5821,7 +5827,7 @@
         <w:t xml:space="preserve">Last Updated</w:t>
       </w:r>
       <w:r>
-        <w:t xml:space="preserve">: 2025-11-21</w:t>
+        <w:t xml:space="preserve">: 2025-11-21 (v2.0 with corrected specification)</w:t>
       </w:r>
       <w:r>
         <w:t xml:space="preserve"> </w:t>
@@ -5849,6 +5855,12 @@
         <w:t xml:space="preserve"> </w:t>
       </w:r>
       <w:r>
+        <w:t xml:space="preserve">(v2.0)</w:t>
+      </w:r>
+      <w:r>
+        <w:t xml:space="preserve"> </w:t>
+      </w:r>
+      <w:r>
         <w:rPr>
           <w:b/>
           <w:bCs/>
@@ -5894,6 +5906,48 @@
       </w:r>
       <w:r>
         <w:t xml:space="preserve">(can be generated from .md)</w:t>
+      </w:r>
+    </w:p>
+    <w:p>
+      <w:pPr>
+        <w:pStyle w:val="BodyText"/>
+      </w:pPr>
+      <w:r>
+        <w:rPr>
+          <w:b/>
+          <w:bCs/>
+        </w:rPr>
+        <w:t xml:space="preserve">Version History</w:t>
+      </w:r>
+      <w:r>
+        <w:t xml:space="preserve">:</w:t>
+      </w:r>
+      <w:r>
+        <w:t xml:space="preserve"> </w:t>
+      </w:r>
+      <w:r>
+        <w:t xml:space="preserve">- v2.0 (2025-11-21): Corrected regression specification to v=6 control parameters (was v=4). School level uses 4 df (5 levels), not 2 df. Power estimates nearly identical (v=4 error had minimal impact). All conclusions unchanged. See</w:t>
+      </w:r>
+      <w:r>
+        <w:t xml:space="preserve"> </w:t>
+      </w:r>
+      <w:r>
+        <w:rPr>
+          <w:rStyle w:val="VerbatimChar"/>
+        </w:rPr>
+        <w:t xml:space="preserve">docs/fixes/FIX_POWER_ANALYSIS_COMPREHENSIVE_V2.md</w:t>
+      </w:r>
+      <w:r>
+        <w:t xml:space="preserve"> </w:t>
+      </w:r>
+      <w:r>
+        <w:t xml:space="preserve">for comprehensive fix details.</w:t>
+      </w:r>
+      <w:r>
+        <w:t xml:space="preserve"> </w:t>
+      </w:r>
+      <w:r>
+        <w:t xml:space="preserve">- v1.0 (2025-11-21): Initial executive summary</w:t>
       </w:r>
     </w:p>
     <w:p>
